--- a/Coding 2 - year/Unit 4 - File IO & Data Processing/Daily Lesson Plans/Word/Day 2.docx
+++ b/Coding 2 - year/Unit 4 - File IO & Data Processing/Daily Lesson Plans/Word/Day 2.docx
@@ -50,12 +50,15 @@
               </w:rPr>
               <w:t xml:space="preserve">Coding II — Full Year</w:t>
             </w:r>
-          </w:p>
-          <w:p>
-            <w:pPr>
-              <w:spacing w:before="40"/>
-              <w:jc w:val="center"/>
-            </w:pPr>
+            <w:r>
+              <w:rPr>
+                <w:rFonts w:ascii="Arial" w:cs="Arial" w:eastAsia="Arial" w:hAnsi="Arial"/>
+                <w:sz w:val="16"/>
+                <w:szCs w:val="16"/>
+              </w:rPr>
+              <w:br/>
+              <w:t xml:space="preserve"/>
+            </w:r>
             <w:r>
               <w:rPr>
                 <w:rFonts w:ascii="Arial" w:cs="Arial" w:eastAsia="Arial" w:hAnsi="Arial"/>
@@ -83,7 +86,7 @@
           <w:rFonts w:ascii="Arial" w:cs="Arial" w:eastAsia="Arial" w:hAnsi="Arial"/>
           <w:b/>
           <w:bCs/>
-          <w:color w:val="0D3B1F"/>
+          <w:color w:val="1B7A4A"/>
           <w:sz w:val="32"/>
           <w:szCs w:val="32"/>
         </w:rPr>
@@ -261,9 +264,9 @@
               <w:right w:val="single" w:color="CCCCCC" w:sz="1"/>
             </w:tcBorders>
             <w:tcMar>
-              <w:top w:type="dxa" w:w="60"/>
+              <w:top w:type="dxa" w:w="80"/>
               <w:left w:type="dxa" w:w="120"/>
-              <w:bottom w:type="dxa" w:w="60"/>
+              <w:bottom w:type="dxa" w:w="80"/>
               <w:right w:type="dxa" w:w="120"/>
             </w:tcMar>
           </w:tcPr>
@@ -290,20 +293,213 @@
               <w:right w:val="single" w:color="CCCCCC" w:sz="1"/>
             </w:tcBorders>
             <w:tcMar>
-              <w:top w:type="dxa" w:w="60"/>
+              <w:top w:type="dxa" w:w="80"/>
               <w:left w:type="dxa" w:w="120"/>
-              <w:bottom w:type="dxa" w:w="60"/>
+              <w:bottom w:type="dxa" w:w="80"/>
               <w:right w:type="dxa" w:w="120"/>
             </w:tcMar>
           </w:tcPr>
           <w:p>
-            <w:r>
-              <w:rPr>
-                <w:rFonts w:ascii="Arial" w:cs="Arial" w:eastAsia="Arial" w:hAnsi="Arial"/>
-                <w:sz w:val="20"/>
-                <w:szCs w:val="20"/>
+            <w:pPr>
+              <w:spacing w:after="80" w:before="80"/>
+            </w:pPr>
+            <w:r>
+              <w:rPr>
+                <w:rFonts w:ascii="Arial" w:cs="Arial" w:eastAsia="Arial" w:hAnsi="Arial"/>
+                <w:b/>
+                <w:bCs/>
+                <w:i w:val="false"/>
+                <w:iCs w:val="false"/>
+                <w:color w:val="000000"/>
+                <w:sz w:val="22"/>
+                <w:szCs w:val="22"/>
               </w:rPr>
               <w:t xml:space="preserve">Bell Ringer / Review</w:t>
+            </w:r>
+            <w:r>
+              <w:rPr>
+                <w:rFonts w:ascii="Arial" w:cs="Arial" w:eastAsia="Arial" w:hAnsi="Arial"/>
+                <w:sz w:val="20"/>
+                <w:szCs w:val="20"/>
+              </w:rPr>
+              <w:br/>
+              <w:t xml:space="preserve"/>
+            </w:r>
+            <w:r>
+              <w:rPr>
+                <w:rFonts w:ascii="Arial" w:cs="Arial" w:eastAsia="Arial" w:hAnsi="Arial"/>
+                <w:sz w:val="20"/>
+                <w:szCs w:val="20"/>
+              </w:rPr>
+              <w:br/>
+              <w:t xml:space="preserve"/>
+            </w:r>
+            <w:r>
+              <w:rPr>
+                <w:rFonts w:ascii="Arial" w:cs="Arial" w:eastAsia="Arial" w:hAnsi="Arial"/>
+                <w:b/>
+                <w:bCs/>
+                <w:i w:val="false"/>
+                <w:iCs w:val="false"/>
+                <w:color w:val="000000"/>
+                <w:sz w:val="20"/>
+                <w:szCs w:val="20"/>
+              </w:rPr>
+              <w:t xml:space="preserve">Quick Write </w:t>
+            </w:r>
+            <w:r>
+              <w:rPr>
+                <w:rFonts w:ascii="Arial" w:cs="Arial" w:eastAsia="Arial" w:hAnsi="Arial"/>
+                <w:b w:val="false"/>
+                <w:bCs w:val="false"/>
+                <w:i w:val="false"/>
+                <w:iCs w:val="false"/>
+                <w:color w:val="000000"/>
+                <w:sz w:val="20"/>
+                <w:szCs w:val="20"/>
+              </w:rPr>
+              <w:t xml:space="preserve">(3 min — written or verbal):</w:t>
+            </w:r>
+            <w:r>
+              <w:rPr>
+                <w:rFonts w:ascii="Arial" w:cs="Arial" w:eastAsia="Arial" w:hAnsi="Arial"/>
+                <w:sz w:val="20"/>
+                <w:szCs w:val="20"/>
+              </w:rPr>
+              <w:br/>
+              <w:t xml:space="preserve"/>
+            </w:r>
+            <w:r>
+              <w:rPr>
+                <w:rFonts w:ascii="Arial" w:cs="Arial" w:eastAsia="Arial" w:hAnsi="Arial"/>
+                <w:b w:val="false"/>
+                <w:bCs w:val="false"/>
+                <w:i w:val="false"/>
+                <w:iCs w:val="false"/>
+                <w:color w:val="000000"/>
+                <w:sz w:val="20"/>
+                <w:szCs w:val="20"/>
+              </w:rPr>
+              <w:t xml:space="preserve">    In your own words: Read files line-by-line using readline() and readlines() methods, and iterate through file objects?</w:t>
+            </w:r>
+            <w:r>
+              <w:rPr>
+                <w:rFonts w:ascii="Arial" w:cs="Arial" w:eastAsia="Arial" w:hAnsi="Arial"/>
+                <w:sz w:val="20"/>
+                <w:szCs w:val="20"/>
+              </w:rPr>
+              <w:br/>
+              <w:t xml:space="preserve"/>
+            </w:r>
+            <w:r>
+              <w:rPr>
+                <w:rFonts w:ascii="Arial" w:cs="Arial" w:eastAsia="Arial" w:hAnsi="Arial"/>
+                <w:sz w:val="20"/>
+                <w:szCs w:val="20"/>
+              </w:rPr>
+              <w:br/>
+              <w:t xml:space="preserve"/>
+            </w:r>
+            <w:r>
+              <w:rPr>
+                <w:rFonts w:ascii="Arial" w:cs="Arial" w:eastAsia="Arial" w:hAnsi="Arial"/>
+                <w:b/>
+                <w:bCs/>
+                <w:i w:val="false"/>
+                <w:iCs w:val="false"/>
+                <w:color w:val="000000"/>
+                <w:sz w:val="20"/>
+                <w:szCs w:val="20"/>
+              </w:rPr>
+              <w:t xml:space="preserve">Vocabulary Preview — </w:t>
+            </w:r>
+            <w:r>
+              <w:rPr>
+                <w:rFonts w:ascii="Arial" w:cs="Arial" w:eastAsia="Arial" w:hAnsi="Arial"/>
+                <w:b w:val="false"/>
+                <w:bCs w:val="false"/>
+                <w:i w:val="false"/>
+                <w:iCs w:val="false"/>
+                <w:color w:val="000000"/>
+                <w:sz w:val="20"/>
+                <w:szCs w:val="20"/>
+              </w:rPr>
+              <w:t xml:space="preserve">terms we'll use today:</w:t>
+            </w:r>
+            <w:r>
+              <w:rPr>
+                <w:rFonts w:ascii="Arial" w:cs="Arial" w:eastAsia="Arial" w:hAnsi="Arial"/>
+                <w:sz w:val="20"/>
+                <w:szCs w:val="20"/>
+              </w:rPr>
+              <w:br/>
+              <w:t xml:space="preserve"/>
+            </w:r>
+            <w:r>
+              <w:rPr>
+                <w:rFonts w:ascii="Arial" w:cs="Arial" w:eastAsia="Arial" w:hAnsi="Arial"/>
+                <w:b w:val="false"/>
+                <w:bCs w:val="false"/>
+                <w:i w:val="false"/>
+                <w:iCs w:val="false"/>
+                <w:color w:val="000000"/>
+                <w:sz w:val="20"/>
+                <w:szCs w:val="20"/>
+              </w:rPr>
+              <w:t xml:space="preserve">    • readline() method   •   readlines() method   •   Iterating through file objects   •   Stripping whitespace   •   Line numbering</w:t>
+            </w:r>
+            <w:r>
+              <w:rPr>
+                <w:rFonts w:ascii="Arial" w:cs="Arial" w:eastAsia="Arial" w:hAnsi="Arial"/>
+                <w:sz w:val="20"/>
+                <w:szCs w:val="20"/>
+              </w:rPr>
+              <w:br/>
+              <w:t xml:space="preserve"/>
+            </w:r>
+            <w:r>
+              <w:rPr>
+                <w:rFonts w:ascii="Arial" w:cs="Arial" w:eastAsia="Arial" w:hAnsi="Arial"/>
+                <w:sz w:val="20"/>
+                <w:szCs w:val="20"/>
+              </w:rPr>
+              <w:br/>
+              <w:t xml:space="preserve"/>
+            </w:r>
+            <w:r>
+              <w:rPr>
+                <w:rFonts w:ascii="Arial" w:cs="Arial" w:eastAsia="Arial" w:hAnsi="Arial"/>
+                <w:b w:val="false"/>
+                <w:bCs w:val="false"/>
+                <w:i/>
+                <w:iCs/>
+                <w:color w:val="444444"/>
+                <w:sz w:val="20"/>
+                <w:szCs w:val="20"/>
+              </w:rPr>
+              <w:t xml:space="preserve">Today's Goal: By the end of class you will be able to read files line-by-line using readline() and readlines() methods, and iterate through file objects.</w:t>
+            </w:r>
+            <w:r>
+              <w:rPr>
+                <w:rFonts w:ascii="Arial" w:cs="Arial" w:eastAsia="Arial" w:hAnsi="Arial"/>
+                <w:sz w:val="20"/>
+                <w:szCs w:val="20"/>
+              </w:rPr>
+              <w:br/>
+              <w:t xml:space="preserve"/>
+            </w:r>
+            <w:r>
+              <w:rPr>
+                <w:rFonts w:ascii="Arial" w:cs="Arial" w:eastAsia="Arial" w:hAnsi="Arial"/>
+                <w:b w:val="false"/>
+                <w:bCs w:val="false"/>
+                <w:i/>
+                <w:iCs/>
+                <w:color w:val="555555"/>
+                <w:sz w:val="20"/>
+                <w:szCs w:val="20"/>
+              </w:rPr>
+              <w:t xml:space="preserve">→ Pair-share your response, then 2–3 students share with the class.</w:t>
             </w:r>
           </w:p>
         </w:tc>
@@ -319,9 +515,9 @@
               <w:right w:val="single" w:color="CCCCCC" w:sz="1"/>
             </w:tcBorders>
             <w:tcMar>
-              <w:top w:type="dxa" w:w="60"/>
+              <w:top w:type="dxa" w:w="80"/>
               <w:left w:type="dxa" w:w="120"/>
-              <w:bottom w:type="dxa" w:w="60"/>
+              <w:bottom w:type="dxa" w:w="80"/>
               <w:right w:type="dxa" w:w="120"/>
             </w:tcMar>
           </w:tcPr>
@@ -348,20 +544,261 @@
               <w:right w:val="single" w:color="CCCCCC" w:sz="1"/>
             </w:tcBorders>
             <w:tcMar>
-              <w:top w:type="dxa" w:w="60"/>
+              <w:top w:type="dxa" w:w="80"/>
               <w:left w:type="dxa" w:w="120"/>
-              <w:bottom w:type="dxa" w:w="60"/>
+              <w:bottom w:type="dxa" w:w="80"/>
               <w:right w:type="dxa" w:w="120"/>
             </w:tcMar>
           </w:tcPr>
           <w:p>
-            <w:r>
-              <w:rPr>
-                <w:rFonts w:ascii="Arial" w:cs="Arial" w:eastAsia="Arial" w:hAnsi="Arial"/>
-                <w:sz w:val="20"/>
-                <w:szCs w:val="20"/>
-              </w:rPr>
-              <w:t xml:space="preserve">Mini Lesson: Reading Files Line-by-Line, readlines()</w:t>
+            <w:pPr>
+              <w:spacing w:after="80" w:before="80"/>
+            </w:pPr>
+            <w:r>
+              <w:rPr>
+                <w:rFonts w:ascii="Arial" w:cs="Arial" w:eastAsia="Arial" w:hAnsi="Arial"/>
+                <w:b/>
+                <w:bCs/>
+                <w:i w:val="false"/>
+                <w:iCs w:val="false"/>
+                <w:color w:val="000000"/>
+                <w:sz w:val="22"/>
+                <w:szCs w:val="22"/>
+              </w:rPr>
+              <w:t xml:space="preserve">Mini Lesson: </w:t>
+            </w:r>
+            <w:r>
+              <w:rPr>
+                <w:rFonts w:ascii="Arial" w:cs="Arial" w:eastAsia="Arial" w:hAnsi="Arial"/>
+                <w:b w:val="false"/>
+                <w:bCs w:val="false"/>
+                <w:i w:val="false"/>
+                <w:iCs w:val="false"/>
+                <w:color w:val="000000"/>
+                <w:sz w:val="22"/>
+                <w:szCs w:val="22"/>
+              </w:rPr>
+              <w:t xml:space="preserve">Reading Files Line-by-Line, readlines()</w:t>
+            </w:r>
+            <w:r>
+              <w:rPr>
+                <w:rFonts w:ascii="Arial" w:cs="Arial" w:eastAsia="Arial" w:hAnsi="Arial"/>
+                <w:sz w:val="20"/>
+                <w:szCs w:val="20"/>
+              </w:rPr>
+              <w:br/>
+              <w:t xml:space="preserve"/>
+            </w:r>
+            <w:r>
+              <w:rPr>
+                <w:rFonts w:ascii="Arial" w:cs="Arial" w:eastAsia="Arial" w:hAnsi="Arial"/>
+                <w:sz w:val="20"/>
+                <w:szCs w:val="20"/>
+              </w:rPr>
+              <w:br/>
+              <w:t xml:space="preserve"/>
+            </w:r>
+            <w:r>
+              <w:rPr>
+                <w:rFonts w:ascii="Arial" w:cs="Arial" w:eastAsia="Arial" w:hAnsi="Arial"/>
+                <w:b/>
+                <w:bCs/>
+                <w:i/>
+                <w:iCs/>
+                <w:color w:val="000000"/>
+                <w:sz w:val="20"/>
+                <w:szCs w:val="20"/>
+              </w:rPr>
+              <w:t xml:space="preserve">Learning Target: </w:t>
+            </w:r>
+            <w:r>
+              <w:rPr>
+                <w:rFonts w:ascii="Arial" w:cs="Arial" w:eastAsia="Arial" w:hAnsi="Arial"/>
+                <w:b w:val="false"/>
+                <w:bCs w:val="false"/>
+                <w:i/>
+                <w:iCs/>
+                <w:color w:val="333333"/>
+                <w:sz w:val="20"/>
+                <w:szCs w:val="20"/>
+              </w:rPr>
+              <w:t xml:space="preserve">I can read files line-by-line using readline() and readlines() methods, and iterate through file objects.</w:t>
+            </w:r>
+            <w:r>
+              <w:rPr>
+                <w:rFonts w:ascii="Arial" w:cs="Arial" w:eastAsia="Arial" w:hAnsi="Arial"/>
+                <w:sz w:val="20"/>
+                <w:szCs w:val="20"/>
+              </w:rPr>
+              <w:br/>
+              <w:t xml:space="preserve"/>
+            </w:r>
+            <w:r>
+              <w:rPr>
+                <w:rFonts w:ascii="Arial" w:cs="Arial" w:eastAsia="Arial" w:hAnsi="Arial"/>
+                <w:sz w:val="20"/>
+                <w:szCs w:val="20"/>
+              </w:rPr>
+              <w:br/>
+              <w:t xml:space="preserve"/>
+            </w:r>
+            <w:r>
+              <w:rPr>
+                <w:rFonts w:ascii="Arial" w:cs="Arial" w:eastAsia="Arial" w:hAnsi="Arial"/>
+                <w:b w:val="false"/>
+                <w:bCs w:val="false"/>
+                <w:i w:val="false"/>
+                <w:iCs w:val="false"/>
+                <w:color w:val="000000"/>
+                <w:sz w:val="20"/>
+                <w:szCs w:val="20"/>
+              </w:rPr>
+              <w:t xml:space="preserve">readline() method: Reads a single line from the file, including the newline character (\n). Returns empty string when end of file is reached.</w:t>
+            </w:r>
+            <w:r>
+              <w:rPr>
+                <w:rFonts w:ascii="Arial" w:cs="Arial" w:eastAsia="Arial" w:hAnsi="Arial"/>
+                <w:sz w:val="20"/>
+                <w:szCs w:val="20"/>
+              </w:rPr>
+              <w:br/>
+              <w:t xml:space="preserve"/>
+            </w:r>
+            <w:r>
+              <w:rPr>
+                <w:rFonts w:ascii="Arial" w:cs="Arial" w:eastAsia="Arial" w:hAnsi="Arial"/>
+                <w:b w:val="false"/>
+                <w:bCs w:val="false"/>
+                <w:i w:val="false"/>
+                <w:iCs w:val="false"/>
+                <w:color w:val="000000"/>
+                <w:sz w:val="20"/>
+                <w:szCs w:val="20"/>
+              </w:rPr>
+              <w:t xml:space="preserve">readlines() method: Reads all lines from the file and returns a list of strings, each including its newline character.</w:t>
+            </w:r>
+            <w:r>
+              <w:rPr>
+                <w:rFonts w:ascii="Arial" w:cs="Arial" w:eastAsia="Arial" w:hAnsi="Arial"/>
+                <w:sz w:val="20"/>
+                <w:szCs w:val="20"/>
+              </w:rPr>
+              <w:br/>
+              <w:t xml:space="preserve"/>
+            </w:r>
+            <w:r>
+              <w:rPr>
+                <w:rFonts w:ascii="Arial" w:cs="Arial" w:eastAsia="Arial" w:hAnsi="Arial"/>
+                <w:sz w:val="20"/>
+                <w:szCs w:val="20"/>
+              </w:rPr>
+              <w:br/>
+              <w:t xml:space="preserve"/>
+            </w:r>
+            <w:r>
+              <w:rPr>
+                <w:rFonts w:ascii="Arial" w:cs="Arial" w:eastAsia="Arial" w:hAnsi="Arial"/>
+                <w:b/>
+                <w:bCs/>
+                <w:i w:val="false"/>
+                <w:iCs w:val="false"/>
+                <w:color w:val="000000"/>
+                <w:sz w:val="20"/>
+                <w:szCs w:val="20"/>
+              </w:rPr>
+              <w:t xml:space="preserve">Vocabulary: </w:t>
+            </w:r>
+            <w:r>
+              <w:rPr>
+                <w:rFonts w:ascii="Arial" w:cs="Arial" w:eastAsia="Arial" w:hAnsi="Arial"/>
+                <w:b w:val="false"/>
+                <w:bCs w:val="false"/>
+                <w:i w:val="false"/>
+                <w:iCs w:val="false"/>
+                <w:color w:val="000000"/>
+                <w:sz w:val="20"/>
+                <w:szCs w:val="20"/>
+              </w:rPr>
+              <w:t xml:space="preserve">readline() method, readlines() method, Iterating through file objects, Stripping whitespace, Line numbering</w:t>
+            </w:r>
+            <w:r>
+              <w:rPr>
+                <w:rFonts w:ascii="Arial" w:cs="Arial" w:eastAsia="Arial" w:hAnsi="Arial"/>
+                <w:sz w:val="20"/>
+                <w:szCs w:val="20"/>
+              </w:rPr>
+              <w:br/>
+              <w:t xml:space="preserve"/>
+            </w:r>
+            <w:r>
+              <w:rPr>
+                <w:rFonts w:ascii="Arial" w:cs="Arial" w:eastAsia="Arial" w:hAnsi="Arial"/>
+                <w:sz w:val="20"/>
+                <w:szCs w:val="20"/>
+              </w:rPr>
+              <w:br/>
+              <w:t xml:space="preserve"/>
+            </w:r>
+            <w:r>
+              <w:rPr>
+                <w:rFonts w:ascii="Arial" w:cs="Arial" w:eastAsia="Arial" w:hAnsi="Arial"/>
+                <w:b/>
+                <w:bCs/>
+                <w:i/>
+                <w:iCs/>
+                <w:color w:val="555555"/>
+                <w:sz w:val="20"/>
+                <w:szCs w:val="20"/>
+              </w:rPr>
+              <w:t xml:space="preserve">→ Live Demo — </w:t>
+            </w:r>
+            <w:r>
+              <w:rPr>
+                <w:rFonts w:ascii="Arial" w:cs="Arial" w:eastAsia="Arial" w:hAnsi="Arial"/>
+                <w:b w:val="false"/>
+                <w:bCs w:val="false"/>
+                <w:i/>
+                <w:iCs/>
+                <w:color w:val="555555"/>
+                <w:sz w:val="20"/>
+                <w:szCs w:val="20"/>
+              </w:rPr>
+              <w:t xml:space="preserve">type examples as students follow along in their own editor.</w:t>
+            </w:r>
+            <w:r>
+              <w:rPr>
+                <w:rFonts w:ascii="Arial" w:cs="Arial" w:eastAsia="Arial" w:hAnsi="Arial"/>
+                <w:sz w:val="20"/>
+                <w:szCs w:val="20"/>
+              </w:rPr>
+              <w:br/>
+              <w:t xml:space="preserve"/>
+            </w:r>
+            <w:r>
+              <w:rPr>
+                <w:rFonts w:ascii="Arial" w:cs="Arial" w:eastAsia="Arial" w:hAnsi="Arial"/>
+                <w:b/>
+                <w:bCs/>
+                <w:i/>
+                <w:iCs/>
+                <w:color w:val="555555"/>
+                <w:sz w:val="20"/>
+                <w:szCs w:val="20"/>
+              </w:rPr>
+              <w:t xml:space="preserve">→ Check for Understanding: </w:t>
+            </w:r>
+            <w:r>
+              <w:rPr>
+                <w:rFonts w:ascii="Arial" w:cs="Arial" w:eastAsia="Arial" w:hAnsi="Arial"/>
+                <w:b w:val="false"/>
+                <w:bCs w:val="false"/>
+                <w:i/>
+                <w:iCs/>
+                <w:color w:val="555555"/>
+                <w:sz w:val="20"/>
+                <w:szCs w:val="20"/>
+              </w:rPr>
+              <w:t xml:space="preserve">pause and cold-call: “Can someone explain what we just did in their own words?”</w:t>
             </w:r>
           </w:p>
         </w:tc>
@@ -377,9 +814,9 @@
               <w:right w:val="single" w:color="CCCCCC" w:sz="1"/>
             </w:tcBorders>
             <w:tcMar>
-              <w:top w:type="dxa" w:w="60"/>
+              <w:top w:type="dxa" w:w="80"/>
               <w:left w:type="dxa" w:w="120"/>
-              <w:bottom w:type="dxa" w:w="60"/>
+              <w:bottom w:type="dxa" w:w="80"/>
               <w:right w:type="dxa" w:w="120"/>
             </w:tcMar>
           </w:tcPr>
@@ -406,20 +843,90 @@
               <w:right w:val="single" w:color="CCCCCC" w:sz="1"/>
             </w:tcBorders>
             <w:tcMar>
-              <w:top w:type="dxa" w:w="60"/>
+              <w:top w:type="dxa" w:w="80"/>
               <w:left w:type="dxa" w:w="120"/>
-              <w:bottom w:type="dxa" w:w="60"/>
+              <w:bottom w:type="dxa" w:w="80"/>
               <w:right w:type="dxa" w:w="120"/>
             </w:tcMar>
           </w:tcPr>
           <w:p>
-            <w:r>
-              <w:rPr>
-                <w:rFonts w:ascii="Arial" w:cs="Arial" w:eastAsia="Arial" w:hAnsi="Arial"/>
-                <w:sz w:val="20"/>
-                <w:szCs w:val="20"/>
+            <w:pPr>
+              <w:spacing w:after="80" w:before="80"/>
+            </w:pPr>
+            <w:r>
+              <w:rPr>
+                <w:rFonts w:ascii="Arial" w:cs="Arial" w:eastAsia="Arial" w:hAnsi="Arial"/>
+                <w:b/>
+                <w:bCs/>
+                <w:i w:val="false"/>
+                <w:iCs w:val="false"/>
+                <w:color w:val="000000"/>
+                <w:sz w:val="22"/>
+                <w:szCs w:val="22"/>
               </w:rPr>
               <w:t xml:space="preserve">Guided Practice</w:t>
+            </w:r>
+            <w:r>
+              <w:rPr>
+                <w:rFonts w:ascii="Arial" w:cs="Arial" w:eastAsia="Arial" w:hAnsi="Arial"/>
+                <w:sz w:val="20"/>
+                <w:szCs w:val="20"/>
+              </w:rPr>
+              <w:br/>
+              <w:t xml:space="preserve"/>
+            </w:r>
+            <w:r>
+              <w:rPr>
+                <w:rFonts w:ascii="Arial" w:cs="Arial" w:eastAsia="Arial" w:hAnsi="Arial"/>
+                <w:sz w:val="20"/>
+                <w:szCs w:val="20"/>
+              </w:rPr>
+              <w:br/>
+              <w:t xml:space="preserve"/>
+            </w:r>
+            <w:r>
+              <w:rPr>
+                <w:rFonts w:ascii="Arial" w:cs="Arial" w:eastAsia="Arial" w:hAnsi="Arial"/>
+                <w:b w:val="false"/>
+                <w:bCs w:val="false"/>
+                <w:i w:val="false"/>
+                <w:iCs w:val="false"/>
+                <w:color w:val="000000"/>
+                <w:sz w:val="20"/>
+                <w:szCs w:val="20"/>
+              </w:rPr>
+              <w:t xml:space="preserve">Activity: Line-by-Line File Analysis</w:t>
+            </w:r>
+            <w:r>
+              <w:rPr>
+                <w:rFonts w:ascii="Arial" w:cs="Arial" w:eastAsia="Arial" w:hAnsi="Arial"/>
+                <w:sz w:val="20"/>
+                <w:szCs w:val="20"/>
+              </w:rPr>
+              <w:br/>
+              <w:t xml:space="preserve"/>
+            </w:r>
+            <w:r>
+              <w:rPr>
+                <w:rFonts w:ascii="Arial" w:cs="Arial" w:eastAsia="Arial" w:hAnsi="Arial"/>
+                <w:sz w:val="20"/>
+                <w:szCs w:val="20"/>
+              </w:rPr>
+              <w:br/>
+              <w:t xml:space="preserve"/>
+            </w:r>
+            <w:r>
+              <w:rPr>
+                <w:rFonts w:ascii="Arial" w:cs="Arial" w:eastAsia="Arial" w:hAnsi="Arial"/>
+                <w:b w:val="false"/>
+                <w:bCs w:val="false"/>
+                <w:i/>
+                <w:iCs/>
+                <w:color w:val="555555"/>
+                <w:sz w:val="20"/>
+                <w:szCs w:val="20"/>
+              </w:rPr>
+              <w:t xml:space="preserve">→ Teacher models — students try alongside, then compare results.</w:t>
             </w:r>
           </w:p>
         </w:tc>
@@ -435,9 +942,9 @@
               <w:right w:val="single" w:color="CCCCCC" w:sz="1"/>
             </w:tcBorders>
             <w:tcMar>
-              <w:top w:type="dxa" w:w="60"/>
+              <w:top w:type="dxa" w:w="80"/>
               <w:left w:type="dxa" w:w="120"/>
-              <w:bottom w:type="dxa" w:w="60"/>
+              <w:bottom w:type="dxa" w:w="80"/>
               <w:right w:type="dxa" w:w="120"/>
             </w:tcMar>
           </w:tcPr>
@@ -450,7 +957,7 @@
                 <w:sz w:val="20"/>
                 <w:szCs w:val="20"/>
               </w:rPr>
-              <w:t xml:space="preserve">15-20 min</w:t>
+              <w:t xml:space="preserve">15–20 min</w:t>
             </w:r>
           </w:p>
         </w:tc>
@@ -464,20 +971,164 @@
               <w:right w:val="single" w:color="CCCCCC" w:sz="1"/>
             </w:tcBorders>
             <w:tcMar>
-              <w:top w:type="dxa" w:w="60"/>
+              <w:top w:type="dxa" w:w="80"/>
               <w:left w:type="dxa" w:w="120"/>
-              <w:bottom w:type="dxa" w:w="60"/>
+              <w:bottom w:type="dxa" w:w="80"/>
               <w:right w:type="dxa" w:w="120"/>
             </w:tcMar>
           </w:tcPr>
           <w:p>
-            <w:r>
-              <w:rPr>
-                <w:rFonts w:ascii="Arial" w:cs="Arial" w:eastAsia="Arial" w:hAnsi="Arial"/>
-                <w:sz w:val="20"/>
-                <w:szCs w:val="20"/>
+            <w:pPr>
+              <w:spacing w:after="80" w:before="80"/>
+            </w:pPr>
+            <w:r>
+              <w:rPr>
+                <w:rFonts w:ascii="Arial" w:cs="Arial" w:eastAsia="Arial" w:hAnsi="Arial"/>
+                <w:b/>
+                <w:bCs/>
+                <w:i w:val="false"/>
+                <w:iCs w:val="false"/>
+                <w:color w:val="000000"/>
+                <w:sz w:val="22"/>
+                <w:szCs w:val="22"/>
               </w:rPr>
               <w:t xml:space="preserve">Independent Practice / Code Along</w:t>
+            </w:r>
+            <w:r>
+              <w:rPr>
+                <w:rFonts w:ascii="Arial" w:cs="Arial" w:eastAsia="Arial" w:hAnsi="Arial"/>
+                <w:sz w:val="20"/>
+                <w:szCs w:val="20"/>
+              </w:rPr>
+              <w:br/>
+              <w:t xml:space="preserve"/>
+            </w:r>
+            <w:r>
+              <w:rPr>
+                <w:rFonts w:ascii="Arial" w:cs="Arial" w:eastAsia="Arial" w:hAnsi="Arial"/>
+                <w:b/>
+                <w:bCs/>
+                <w:i w:val="false"/>
+                <w:iCs w:val="false"/>
+                <w:color w:val="000000"/>
+                <w:sz w:val="20"/>
+                <w:szCs w:val="20"/>
+              </w:rPr>
+              <w:t xml:space="preserve">    Beginner: </w:t>
+            </w:r>
+            <w:r>
+              <w:rPr>
+                <w:rFonts w:ascii="Arial" w:cs="Arial" w:eastAsia="Arial" w:hAnsi="Arial"/>
+                <w:b w:val="false"/>
+                <w:bCs w:val="false"/>
+                <w:i w:val="false"/>
+                <w:iCs w:val="false"/>
+                <w:color w:val="000000"/>
+                <w:sz w:val="20"/>
+                <w:szCs w:val="20"/>
+              </w:rPr>
+              <w:t xml:space="preserve">Write a program that opens a file called words.txt, reads each line, and prints the line number and the word.</w:t>
+            </w:r>
+            <w:r>
+              <w:rPr>
+                <w:rFonts w:ascii="Arial" w:cs="Arial" w:eastAsia="Arial" w:hAnsi="Arial"/>
+                <w:sz w:val="20"/>
+                <w:szCs w:val="20"/>
+              </w:rPr>
+              <w:br/>
+              <w:t xml:space="preserve"/>
+            </w:r>
+            <w:r>
+              <w:rPr>
+                <w:rFonts w:ascii="Arial" w:cs="Arial" w:eastAsia="Arial" w:hAnsi="Arial"/>
+                <w:b/>
+                <w:bCs/>
+                <w:i w:val="false"/>
+                <w:iCs w:val="false"/>
+                <w:color w:val="000000"/>
+                <w:sz w:val="20"/>
+                <w:szCs w:val="20"/>
+              </w:rPr>
+              <w:t xml:space="preserve">    Intermediate: </w:t>
+            </w:r>
+            <w:r>
+              <w:rPr>
+                <w:rFonts w:ascii="Arial" w:cs="Arial" w:eastAsia="Arial" w:hAnsi="Arial"/>
+                <w:b w:val="false"/>
+                <w:bCs w:val="false"/>
+                <w:i w:val="false"/>
+                <w:iCs w:val="false"/>
+                <w:color w:val="000000"/>
+                <w:sz w:val="20"/>
+                <w:szCs w:val="20"/>
+              </w:rPr>
+              <w:t xml:space="preserve">Write a program that reads a file called numbers.txt (each line contains one integer), finds the maximum number, and prints it along with wh…</w:t>
+            </w:r>
+            <w:r>
+              <w:rPr>
+                <w:rFonts w:ascii="Arial" w:cs="Arial" w:eastAsia="Arial" w:hAnsi="Arial"/>
+                <w:sz w:val="20"/>
+                <w:szCs w:val="20"/>
+              </w:rPr>
+              <w:br/>
+              <w:t xml:space="preserve"/>
+            </w:r>
+            <w:r>
+              <w:rPr>
+                <w:rFonts w:ascii="Arial" w:cs="Arial" w:eastAsia="Arial" w:hAnsi="Arial"/>
+                <w:b/>
+                <w:bCs/>
+                <w:i w:val="false"/>
+                <w:iCs w:val="false"/>
+                <w:color w:val="000000"/>
+                <w:sz w:val="20"/>
+                <w:szCs w:val="20"/>
+              </w:rPr>
+              <w:t xml:space="preserve">    Challenge: </w:t>
+            </w:r>
+            <w:r>
+              <w:rPr>
+                <w:rFonts w:ascii="Arial" w:cs="Arial" w:eastAsia="Arial" w:hAnsi="Arial"/>
+                <w:b w:val="false"/>
+                <w:bCs w:val="false"/>
+                <w:i w:val="false"/>
+                <w:iCs w:val="false"/>
+                <w:color w:val="000000"/>
+                <w:sz w:val="20"/>
+                <w:szCs w:val="20"/>
+              </w:rPr>
+              <w:t xml:space="preserve">Write a program that reads a file called data.txt (CSV-like: Name, Age, City), filters lines where Age &gt; 30, and prints a formatted table of…</w:t>
+            </w:r>
+            <w:r>
+              <w:rPr>
+                <w:rFonts w:ascii="Arial" w:cs="Arial" w:eastAsia="Arial" w:hAnsi="Arial"/>
+                <w:sz w:val="20"/>
+                <w:szCs w:val="20"/>
+              </w:rPr>
+              <w:br/>
+              <w:t xml:space="preserve"/>
+            </w:r>
+            <w:r>
+              <w:rPr>
+                <w:rFonts w:ascii="Arial" w:cs="Arial" w:eastAsia="Arial" w:hAnsi="Arial"/>
+                <w:sz w:val="20"/>
+                <w:szCs w:val="20"/>
+              </w:rPr>
+              <w:br/>
+              <w:t xml:space="preserve"/>
+            </w:r>
+            <w:r>
+              <w:rPr>
+                <w:rFonts w:ascii="Arial" w:cs="Arial" w:eastAsia="Arial" w:hAnsi="Arial"/>
+                <w:b w:val="false"/>
+                <w:bCs w:val="false"/>
+                <w:i/>
+                <w:iCs/>
+                <w:color w:val="555555"/>
+                <w:sz w:val="20"/>
+                <w:szCs w:val="20"/>
+              </w:rPr>
+              <w:t xml:space="preserve">→ Teacher circulates — offer hints, check for understanding.</w:t>
             </w:r>
           </w:p>
         </w:tc>
@@ -493,9 +1144,9 @@
               <w:right w:val="single" w:color="CCCCCC" w:sz="1"/>
             </w:tcBorders>
             <w:tcMar>
-              <w:top w:type="dxa" w:w="60"/>
+              <w:top w:type="dxa" w:w="80"/>
               <w:left w:type="dxa" w:w="120"/>
-              <w:bottom w:type="dxa" w:w="60"/>
+              <w:bottom w:type="dxa" w:w="80"/>
               <w:right w:type="dxa" w:w="120"/>
             </w:tcMar>
           </w:tcPr>
@@ -522,20 +1173,90 @@
               <w:right w:val="single" w:color="CCCCCC" w:sz="1"/>
             </w:tcBorders>
             <w:tcMar>
-              <w:top w:type="dxa" w:w="60"/>
+              <w:top w:type="dxa" w:w="80"/>
               <w:left w:type="dxa" w:w="120"/>
-              <w:bottom w:type="dxa" w:w="60"/>
+              <w:bottom w:type="dxa" w:w="80"/>
               <w:right w:type="dxa" w:w="120"/>
             </w:tcMar>
           </w:tcPr>
           <w:p>
-            <w:r>
-              <w:rPr>
-                <w:rFonts w:ascii="Arial" w:cs="Arial" w:eastAsia="Arial" w:hAnsi="Arial"/>
-                <w:sz w:val="20"/>
-                <w:szCs w:val="20"/>
+            <w:pPr>
+              <w:spacing w:after="80" w:before="80"/>
+            </w:pPr>
+            <w:r>
+              <w:rPr>
+                <w:rFonts w:ascii="Arial" w:cs="Arial" w:eastAsia="Arial" w:hAnsi="Arial"/>
+                <w:b/>
+                <w:bCs/>
+                <w:i w:val="false"/>
+                <w:iCs w:val="false"/>
+                <w:color w:val="000000"/>
+                <w:sz w:val="22"/>
+                <w:szCs w:val="22"/>
               </w:rPr>
               <w:t xml:space="preserve">Exit Ticket / Wrap-Up</w:t>
+            </w:r>
+            <w:r>
+              <w:rPr>
+                <w:rFonts w:ascii="Arial" w:cs="Arial" w:eastAsia="Arial" w:hAnsi="Arial"/>
+                <w:sz w:val="20"/>
+                <w:szCs w:val="20"/>
+              </w:rPr>
+              <w:br/>
+              <w:t xml:space="preserve"/>
+            </w:r>
+            <w:r>
+              <w:rPr>
+                <w:rFonts w:ascii="Arial" w:cs="Arial" w:eastAsia="Arial" w:hAnsi="Arial"/>
+                <w:sz w:val="20"/>
+                <w:szCs w:val="20"/>
+              </w:rPr>
+              <w:br/>
+              <w:t xml:space="preserve"/>
+            </w:r>
+            <w:r>
+              <w:rPr>
+                <w:rFonts w:ascii="Arial" w:cs="Arial" w:eastAsia="Arial" w:hAnsi="Arial"/>
+                <w:b w:val="false"/>
+                <w:bCs w:val="false"/>
+                <w:i w:val="false"/>
+                <w:iCs w:val="false"/>
+                <w:color w:val="000000"/>
+                <w:sz w:val="20"/>
+                <w:szCs w:val="20"/>
+              </w:rPr>
+              <w:t xml:space="preserve">Quick Check: Read files line-by-line using readline() and readlines() methods, and iterate through file objects?</w:t>
+            </w:r>
+            <w:r>
+              <w:rPr>
+                <w:rFonts w:ascii="Arial" w:cs="Arial" w:eastAsia="Arial" w:hAnsi="Arial"/>
+                <w:sz w:val="20"/>
+                <w:szCs w:val="20"/>
+              </w:rPr>
+              <w:br/>
+              <w:t xml:space="preserve"/>
+            </w:r>
+            <w:r>
+              <w:rPr>
+                <w:rFonts w:ascii="Arial" w:cs="Arial" w:eastAsia="Arial" w:hAnsi="Arial"/>
+                <w:sz w:val="20"/>
+                <w:szCs w:val="20"/>
+              </w:rPr>
+              <w:br/>
+              <w:t xml:space="preserve"/>
+            </w:r>
+            <w:r>
+              <w:rPr>
+                <w:rFonts w:ascii="Arial" w:cs="Arial" w:eastAsia="Arial" w:hAnsi="Arial"/>
+                <w:b w:val="false"/>
+                <w:bCs w:val="false"/>
+                <w:i/>
+                <w:iCs/>
+                <w:color w:val="555555"/>
+                <w:sz w:val="20"/>
+                <w:szCs w:val="20"/>
+              </w:rPr>
+              <w:t xml:space="preserve">→ 3–2–1: Name 3 things learned, 2 new vocab words, 1 question you still have.</w:t>
             </w:r>
           </w:p>
         </w:tc>
@@ -697,19 +1418,6 @@
                 <w:sz w:val="18"/>
                 <w:szCs w:val="18"/>
               </w:rPr>
-              <w:t xml:space="preserve"># Example 1: Using readline() in a loop</w:t>
-            </w:r>
-          </w:p>
-          <w:p>
-            <w:pPr>
-              <w:spacing w:after="20"/>
-            </w:pPr>
-            <w:r>
-              <w:rPr>
-                <w:rFonts w:ascii="Courier New" w:cs="Courier New" w:eastAsia="Courier New" w:hAnsi="Courier New"/>
-                <w:sz w:val="18"/>
-                <w:szCs w:val="18"/>
-              </w:rPr>
               <w:t xml:space="preserve">with open('data.txt', 'r') as f:</w:t>
             </w:r>
           </w:p>
@@ -814,7 +1522,7 @@
                 <w:sz w:val="18"/>
                 <w:szCs w:val="18"/>
               </w:rPr>
-              <w:t xml:space="preserve"># Example 2: Using readlines() to get all lines as a list</w:t>
+              <w:t xml:space="preserve"> </w:t>
             </w:r>
           </w:p>
           <w:p>
@@ -892,7 +1600,7 @@
                 <w:sz w:val="18"/>
                 <w:szCs w:val="18"/>
               </w:rPr>
-              <w:t xml:space="preserve"># Example 3: Iterating directly (most Pythonic way)</w:t>
+              <w:t xml:space="preserve"> </w:t>
             </w:r>
           </w:p>
           <w:p>
@@ -957,7 +1665,7 @@
                 <w:sz w:val="18"/>
                 <w:szCs w:val="18"/>
               </w:rPr>
-              <w:t xml:space="preserve"># Example 4: Processing lines with conditions</w:t>
+              <w:t xml:space="preserve"> </w:t>
             </w:r>
           </w:p>
           <w:p>
@@ -1152,7 +1860,7 @@
                 <w:sz w:val="18"/>
                 <w:szCs w:val="18"/>
               </w:rPr>
-              <w:t xml:space="preserve"># Example 5: Counting lines in a file</w:t>
+              <w:t xml:space="preserve"> </w:t>
             </w:r>
           </w:p>
           <w:p>
@@ -1217,20 +1925,20 @@
                 <w:sz w:val="18"/>
                 <w:szCs w:val="18"/>
               </w:rPr>
-              <w:t xml:space="preserve"># Example 6: Collecting specific lines</w:t>
-            </w:r>
-          </w:p>
-          <w:p>
-            <w:pPr>
-              <w:spacing w:after="20"/>
-            </w:pPr>
-            <w:r>
-              <w:rPr>
-                <w:rFonts w:ascii="Courier New" w:cs="Courier New" w:eastAsia="Courier New" w:hAnsi="Courier New"/>
-                <w:sz w:val="18"/>
-                <w:szCs w:val="18"/>
-              </w:rPr>
-              <w:t xml:space="preserve"># Reading only non-empty lines</w:t>
+              <w:t xml:space="preserve"> </w:t>
+            </w:r>
+          </w:p>
+          <w:p>
+            <w:pPr>
+              <w:spacing w:after="20"/>
+            </w:pPr>
+            <w:r>
+              <w:rPr>
+                <w:rFonts w:ascii="Courier New" w:cs="Courier New" w:eastAsia="Courier New" w:hAnsi="Courier New"/>
+                <w:sz w:val="18"/>
+                <w:szCs w:val="18"/>
+              </w:rPr>
+              <w:t xml:space="preserve"> </w:t>
             </w:r>
           </w:p>
           <w:p>
@@ -1323,19 +2031,6 @@
                 <w:sz w:val="18"/>
                 <w:szCs w:val="18"/>
               </w:rPr>
-              <w:t xml:space="preserve"># Version A: Using readlines()</w:t>
-            </w:r>
-          </w:p>
-          <w:p>
-            <w:pPr>
-              <w:spacing w:after="20"/>
-            </w:pPr>
-            <w:r>
-              <w:rPr>
-                <w:rFonts w:ascii="Courier New" w:cs="Courier New" w:eastAsia="Courier New" w:hAnsi="Courier New"/>
-                <w:sz w:val="18"/>
-                <w:szCs w:val="18"/>
-              </w:rPr>
               <w:t xml:space="preserve">with open('scores.txt', 'r') as f:</w:t>
             </w:r>
           </w:p>
@@ -1453,7 +2148,7 @@
                 <w:sz w:val="18"/>
                 <w:szCs w:val="18"/>
               </w:rPr>
-              <w:t xml:space="preserve"># Version B: Direct iteration (preferred)</w:t>
+              <w:t xml:space="preserve"> </w:t>
             </w:r>
           </w:p>
           <w:p>
@@ -1598,19 +2293,6 @@
                 <w:sz w:val="18"/>
                 <w:szCs w:val="18"/>
               </w:rPr>
-              <w:t xml:space="preserve"># Problem 1</w:t>
-            </w:r>
-          </w:p>
-          <w:p>
-            <w:pPr>
-              <w:spacing w:after="20"/>
-            </w:pPr>
-            <w:r>
-              <w:rPr>
-                <w:rFonts w:ascii="Courier New" w:cs="Courier New" w:eastAsia="Courier New" w:hAnsi="Courier New"/>
-                <w:sz w:val="18"/>
-                <w:szCs w:val="18"/>
-              </w:rPr>
               <w:t xml:space="preserve">with open('words.txt', 'r') as f:</w:t>
             </w:r>
           </w:p>
@@ -1676,7 +2358,7 @@
                 <w:sz w:val="18"/>
                 <w:szCs w:val="18"/>
               </w:rPr>
-              <w:t xml:space="preserve"># Problem 2</w:t>
+              <w:t xml:space="preserve"> </w:t>
             </w:r>
           </w:p>
           <w:p>
@@ -1819,7 +2501,7 @@
                 <w:sz w:val="18"/>
                 <w:szCs w:val="18"/>
               </w:rPr>
-              <w:t xml:space="preserve"># Problem 3</w:t>
+              <w:t xml:space="preserve"> </w:t>
             </w:r>
           </w:p>
           <w:p>
@@ -2238,76 +2920,7 @@
           <w:sz w:val="20"/>
           <w:szCs w:val="20"/>
         </w:rPr>
-        <w:t xml:space="preserve">Challenge: Write a program that reads a file called data.txt (CSV-like: Name, Age, City), filters lines where Age &gt; 30, and prints a formatted table of matching records. &lt;details&gt; &lt;summary&gt;💡 Hints&lt;/summary&gt;</w:t>
-      </w:r>
-    </w:p>
-    <w:p>
-      <w:pPr>
-        <w:spacing w:after="80"/>
-      </w:pPr>
-      <w:r>
-        <w:rPr>
-          <w:rFonts w:ascii="Arial" w:cs="Arial" w:eastAsia="Arial" w:hAnsi="Arial"/>
-          <w:b/>
-          <w:bCs/>
-          <w:sz w:val="20"/>
-          <w:szCs w:val="20"/>
-        </w:rPr>
-        <w:t xml:space="preserve">Problem 4: </w:t>
-      </w:r>
-      <w:r>
-        <w:rPr>
-          <w:rFonts w:ascii="Arial" w:cs="Arial" w:eastAsia="Arial" w:hAnsi="Arial"/>
-          <w:sz w:val="20"/>
-          <w:szCs w:val="20"/>
-        </w:rPr>
-        <w:t xml:space="preserve">: - Use a for loop to iterate over the file object. - Use enumerate() to get both index and line. - Use .strip() to remove the newline character.</w:t>
-      </w:r>
-    </w:p>
-    <w:p>
-      <w:pPr>
-        <w:spacing w:after="80"/>
-      </w:pPr>
-      <w:r>
-        <w:rPr>
-          <w:rFonts w:ascii="Arial" w:cs="Arial" w:eastAsia="Arial" w:hAnsi="Arial"/>
-          <w:b/>
-          <w:bCs/>
-          <w:sz w:val="20"/>
-          <w:szCs w:val="20"/>
-        </w:rPr>
-        <w:t xml:space="preserve">Problem 5: </w:t>
-      </w:r>
-      <w:r>
-        <w:rPr>
-          <w:rFonts w:ascii="Arial" w:cs="Arial" w:eastAsia="Arial" w:hAnsi="Arial"/>
-          <w:sz w:val="20"/>
-          <w:szCs w:val="20"/>
-        </w:rPr>
-        <w:t xml:space="preserve">: - Read each line and convert to an integer. - Keep track of the maximum value and its line number. - Use readlines() or iterate directly.</w:t>
-      </w:r>
-    </w:p>
-    <w:p>
-      <w:pPr>
-        <w:spacing w:after="80"/>
-      </w:pPr>
-      <w:r>
-        <w:rPr>
-          <w:rFonts w:ascii="Arial" w:cs="Arial" w:eastAsia="Arial" w:hAnsi="Arial"/>
-          <w:b/>
-          <w:bCs/>
-          <w:sz w:val="20"/>
-          <w:szCs w:val="20"/>
-        </w:rPr>
-        <w:t xml:space="preserve">Problem 6: </w:t>
-      </w:r>
-      <w:r>
-        <w:rPr>
-          <w:rFonts w:ascii="Arial" w:cs="Arial" w:eastAsia="Arial" w:hAnsi="Arial"/>
-          <w:sz w:val="20"/>
-          <w:szCs w:val="20"/>
-        </w:rPr>
-        <w:t xml:space="preserve">: - Use .split(',') to parse each line. - Extract the age value and convert to integer. - Build a formatted output string for each matching record. &lt;/details&gt;</w:t>
+        <w:t xml:space="preserve">Challenge: Write a program that reads a file called data.txt (CSV-like: Name, Age, City), filters lines where Age &gt; 30, and prints a formatted table of matching records.</w:t>
       </w:r>
     </w:p>
     <w:p>

--- a/Coding 2 - year/Unit 4 - File IO & Data Processing/Daily Lesson Plans/Word/Day 2.docx
+++ b/Coding 2 - year/Unit 4 - File IO & Data Processing/Daily Lesson Plans/Word/Day 2.docx
@@ -380,7 +380,7 @@
                 <w:sz w:val="20"/>
                 <w:szCs w:val="20"/>
               </w:rPr>
-              <w:t xml:space="preserve">    In your own words: Read files line-by-line using readline() and readlines() methods, and iterate through file objects?</w:t>
+              <w:t xml:space="preserve">    What do you think it means to read files line-by-line using readline() and readlines() methods, and iterate through file objects? Why would a program need to do this?</w:t>
             </w:r>
             <w:r>
               <w:rPr>
@@ -477,7 +477,7 @@
                 <w:sz w:val="20"/>
                 <w:szCs w:val="20"/>
               </w:rPr>
-              <w:t xml:space="preserve">Today's Goal: By the end of class you will be able to read files line-by-line using readline() and readlines() methods, and iterate through file objects.</w:t>
+              <w:t xml:space="preserve">Today’s Goal: By the end of class you will be able to read files line-by-line using readline() and readlines() methods, and iterate through file objects.</w:t>
             </w:r>
             <w:r>
               <w:rPr>
@@ -1225,7 +1225,7 @@
                 <w:sz w:val="20"/>
                 <w:szCs w:val="20"/>
               </w:rPr>
-              <w:t xml:space="preserve">Quick Check: Read files line-by-line using readline() and readlines() methods, and iterate through file objects?</w:t>
+              <w:t xml:space="preserve">What are the key steps to read files line-by-line using readline() and readlines() methods, and iterate through file objects? What data format or structure is involved?</w:t>
             </w:r>
             <w:r>
               <w:rPr>
